--- a/FinalProject/Project Proposal -Template.docx
+++ b/FinalProject/Project Proposal -Template.docx
@@ -229,38 +229,31 @@
     </w:p>
     <w:p>
       <w:pPr>
-        <w:rPr>
-          <w:rFonts w:cstheme="minorHAnsi"/>
-        </w:rPr>
-      </w:pPr>
-    </w:p>
-    <w:p>
-      <w:pPr>
-        <w:rPr>
-          <w:rFonts w:cstheme="minorHAnsi"/>
-        </w:rPr>
-      </w:pPr>
-    </w:p>
-    <w:p>
-      <w:pPr>
-        <w:rPr>
-          <w:rFonts w:cstheme="minorHAnsi"/>
-        </w:rPr>
-      </w:pPr>
-    </w:p>
-    <w:p>
-      <w:pPr>
-        <w:rPr>
-          <w:rFonts w:cstheme="minorHAnsi"/>
-        </w:rPr>
-      </w:pPr>
-    </w:p>
-    <w:p>
-      <w:pPr>
-        <w:rPr>
-          <w:rFonts w:cstheme="minorHAnsi"/>
-        </w:rPr>
-      </w:pPr>
+        <w:ind w:left="360"/>
+        <w:rPr>
+          <w:rFonts w:cstheme="minorHAnsi"/>
+        </w:rPr>
+      </w:pPr>
+      <w:r>
+        <w:rPr>
+          <w:rFonts w:cstheme="minorHAnsi"/>
+        </w:rPr>
+        <w:t>I will be exploring the k-nearest neighbors (</w:t>
+      </w:r>
+      <w:proofErr w:type="spellStart"/>
+      <w:r>
+        <w:rPr>
+          <w:rFonts w:cstheme="minorHAnsi"/>
+        </w:rPr>
+        <w:t>kNN</w:t>
+      </w:r>
+      <w:proofErr w:type="spellEnd"/>
+      <w:r>
+        <w:rPr>
+          <w:rFonts w:cstheme="minorHAnsi"/>
+        </w:rPr>
+        <w:t>) algorithm, focusing primarily on its use in classification problems.</w:t>
+      </w:r>
     </w:p>
     <w:p>
       <w:pPr>
@@ -320,51 +313,42 @@
     </w:p>
     <w:p>
       <w:pPr>
-        <w:pStyle w:val="ListParagraph"/>
-        <w:rPr>
-          <w:rFonts w:cstheme="minorHAnsi"/>
-        </w:rPr>
-      </w:pPr>
-    </w:p>
-    <w:p>
-      <w:pPr>
-        <w:pStyle w:val="ListParagraph"/>
-        <w:rPr>
-          <w:rFonts w:cstheme="minorHAnsi"/>
-        </w:rPr>
-      </w:pPr>
-    </w:p>
-    <w:p>
-      <w:pPr>
-        <w:pStyle w:val="ListParagraph"/>
-        <w:rPr>
-          <w:rFonts w:cstheme="minorHAnsi"/>
-        </w:rPr>
-      </w:pPr>
-    </w:p>
-    <w:p>
-      <w:pPr>
-        <w:pStyle w:val="ListParagraph"/>
-        <w:rPr>
-          <w:rFonts w:cstheme="minorHAnsi"/>
-        </w:rPr>
-      </w:pPr>
-    </w:p>
-    <w:p>
-      <w:pPr>
-        <w:pStyle w:val="ListParagraph"/>
-        <w:rPr>
-          <w:rFonts w:cstheme="minorHAnsi"/>
-        </w:rPr>
-      </w:pPr>
-    </w:p>
-    <w:p>
-      <w:pPr>
-        <w:pStyle w:val="ListParagraph"/>
-        <w:rPr>
-          <w:rFonts w:cstheme="minorHAnsi"/>
-        </w:rPr>
-      </w:pPr>
+        <w:rPr>
+          <w:rFonts w:cstheme="minorHAnsi"/>
+        </w:rPr>
+      </w:pPr>
+      <w:r>
+        <w:rPr>
+          <w:rFonts w:cstheme="minorHAnsi"/>
+        </w:rPr>
+        <w:t xml:space="preserve">Although </w:t>
+      </w:r>
+      <w:proofErr w:type="spellStart"/>
+      <w:r>
+        <w:rPr>
+          <w:rFonts w:cstheme="minorHAnsi"/>
+        </w:rPr>
+        <w:t>kNN</w:t>
+      </w:r>
+      <w:proofErr w:type="spellEnd"/>
+      <w:r>
+        <w:rPr>
+          <w:rFonts w:cstheme="minorHAnsi"/>
+        </w:rPr>
+        <w:t xml:space="preserve"> has been briefly mentioned in two of my previous classes (STAT-495 and COSC-247), it was only described at a very high level</w:t>
+      </w:r>
+      <w:r>
+        <w:rPr>
+          <w:rFonts w:cstheme="minorHAnsi"/>
+        </w:rPr>
+        <w:t xml:space="preserve">, </w:t>
+      </w:r>
+      <w:r>
+        <w:rPr>
+          <w:rFonts w:cstheme="minorHAnsi"/>
+        </w:rPr>
+        <w:t>essentially, “a method that predicts outcomes based on nearby data points.” Beyond that, I have not studied the algorithm in depth, so the underlying concepts, implementation, and evaluation are all new to me.</w:t>
+      </w:r>
     </w:p>
     <w:p>
       <w:pPr>
@@ -389,78 +373,70 @@
         <w:rPr>
           <w:rFonts w:cstheme="minorHAnsi"/>
         </w:rPr>
-        <w:t xml:space="preserve">The audience for the paper is a peer in the class, who won’t necessarily have had the same </w:t>
+        <w:t>The audience for the paper is a peer in the class, who won’t necessarily have had the same electives</w:t>
+      </w:r>
+      <w:r>
+        <w:rPr>
+          <w:rFonts w:cstheme="minorHAnsi"/>
+        </w:rPr>
+        <w:t>/background experiences</w:t>
+      </w:r>
+      <w:r>
+        <w:rPr>
+          <w:rFonts w:cstheme="minorHAnsi"/>
+        </w:rPr>
+        <w:t xml:space="preserve"> as you. Besides details about the </w:t>
+      </w:r>
+      <w:r>
+        <w:rPr>
+          <w:rFonts w:cstheme="minorHAnsi"/>
+        </w:rPr>
+        <w:t xml:space="preserve">new </w:t>
+      </w:r>
+      <w:r>
+        <w:rPr>
+          <w:rFonts w:cstheme="minorHAnsi"/>
+        </w:rPr>
+        <w:t xml:space="preserve">statistical topic, what other topics will your peers need information about </w:t>
       </w:r>
       <w:proofErr w:type="gramStart"/>
       <w:r>
         <w:rPr>
           <w:rFonts w:cstheme="minorHAnsi"/>
         </w:rPr>
-        <w:t>electives</w:t>
+        <w:t>in order to</w:t>
       </w:r>
       <w:proofErr w:type="gramEnd"/>
       <w:r>
         <w:rPr>
           <w:rFonts w:cstheme="minorHAnsi"/>
         </w:rPr>
-        <w:t>/background experiences</w:t>
-      </w:r>
-      <w:r>
-        <w:rPr>
-          <w:rFonts w:cstheme="minorHAnsi"/>
-        </w:rPr>
-        <w:t xml:space="preserve"> as you. Besides details about the </w:t>
-      </w:r>
-      <w:r>
-        <w:rPr>
-          <w:rFonts w:cstheme="minorHAnsi"/>
-        </w:rPr>
-        <w:t xml:space="preserve">new </w:t>
-      </w:r>
-      <w:r>
-        <w:rPr>
-          <w:rFonts w:cstheme="minorHAnsi"/>
-        </w:rPr>
-        <w:t xml:space="preserve">statistical topic, what other topics will your peers need information about </w:t>
+        <w:t xml:space="preserve"> understand the topic? (For example, if you want to study a particular method of imputation, you are going to need to describe the types of missing data and imputation</w:t>
+      </w:r>
+      <w:r>
+        <w:rPr>
+          <w:rFonts w:cstheme="minorHAnsi"/>
+        </w:rPr>
+        <w:t xml:space="preserve"> methods</w:t>
+      </w:r>
+      <w:r>
+        <w:rPr>
+          <w:rFonts w:cstheme="minorHAnsi"/>
+        </w:rPr>
+        <w:t xml:space="preserve"> in general </w:t>
       </w:r>
       <w:proofErr w:type="gramStart"/>
       <w:r>
         <w:rPr>
           <w:rFonts w:cstheme="minorHAnsi"/>
         </w:rPr>
-        <w:t>in order to</w:t>
+        <w:t>in order for</w:t>
       </w:r>
       <w:proofErr w:type="gramEnd"/>
       <w:r>
         <w:rPr>
           <w:rFonts w:cstheme="minorHAnsi"/>
         </w:rPr>
-        <w:t xml:space="preserve"> understand the topic? (For example, if you want to study a particular method of imputation, you are going to need to describe the types of missing data and imputation</w:t>
-      </w:r>
-      <w:r>
-        <w:rPr>
-          <w:rFonts w:cstheme="minorHAnsi"/>
-        </w:rPr>
-        <w:t xml:space="preserve"> methods</w:t>
-      </w:r>
-      <w:r>
-        <w:rPr>
-          <w:rFonts w:cstheme="minorHAnsi"/>
-        </w:rPr>
-        <w:t xml:space="preserve"> in general </w:t>
-      </w:r>
-      <w:proofErr w:type="gramStart"/>
-      <w:r>
-        <w:rPr>
-          <w:rFonts w:cstheme="minorHAnsi"/>
-        </w:rPr>
-        <w:t>in order for</w:t>
-      </w:r>
-      <w:proofErr w:type="gramEnd"/>
-      <w:r>
-        <w:rPr>
-          <w:rFonts w:cstheme="minorHAnsi"/>
-        </w:rPr>
         <w:t xml:space="preserve"> it to be understandable to a classmate). </w:t>
       </w:r>
       <w:r>
@@ -476,41 +452,62 @@
           <w:rFonts w:cstheme="minorHAnsi"/>
         </w:rPr>
       </w:pPr>
-    </w:p>
-    <w:p>
-      <w:pPr>
-        <w:rPr>
-          <w:rFonts w:cstheme="minorHAnsi"/>
-        </w:rPr>
-      </w:pPr>
-    </w:p>
-    <w:p>
-      <w:pPr>
-        <w:rPr>
-          <w:rFonts w:cstheme="minorHAnsi"/>
-        </w:rPr>
-      </w:pPr>
-    </w:p>
-    <w:p>
-      <w:pPr>
-        <w:rPr>
-          <w:rFonts w:cstheme="minorHAnsi"/>
-        </w:rPr>
-      </w:pPr>
-    </w:p>
-    <w:p>
-      <w:pPr>
-        <w:rPr>
-          <w:rFonts w:cstheme="minorHAnsi"/>
-        </w:rPr>
-      </w:pPr>
-    </w:p>
-    <w:p>
-      <w:pPr>
-        <w:rPr>
-          <w:rFonts w:cstheme="minorHAnsi"/>
-        </w:rPr>
-      </w:pPr>
+      <w:r>
+        <w:rPr>
+          <w:rFonts w:cstheme="minorHAnsi"/>
+        </w:rPr>
+        <w:t xml:space="preserve">I haven’t thought about </w:t>
+      </w:r>
+      <w:r>
+        <w:rPr>
+          <w:rFonts w:cstheme="minorHAnsi"/>
+        </w:rPr>
+        <w:t>this in</w:t>
+      </w:r>
+      <w:r>
+        <w:rPr>
+          <w:rFonts w:cstheme="minorHAnsi"/>
+        </w:rPr>
+        <w:t xml:space="preserve"> detail</w:t>
+      </w:r>
+      <w:r>
+        <w:rPr>
+          <w:rFonts w:cstheme="minorHAnsi"/>
+        </w:rPr>
+        <w:t xml:space="preserve"> yet, but I think </w:t>
+      </w:r>
+      <w:r>
+        <w:rPr>
+          <w:rFonts w:cstheme="minorHAnsi"/>
+        </w:rPr>
+        <w:t>I will begin with an overview of supervised learning</w:t>
+      </w:r>
+      <w:r>
+        <w:rPr>
+          <w:rFonts w:cstheme="minorHAnsi"/>
+        </w:rPr>
+        <w:t>. S</w:t>
+      </w:r>
+      <w:r>
+        <w:rPr>
+          <w:rFonts w:cstheme="minorHAnsi"/>
+        </w:rPr>
+        <w:t xml:space="preserve">pecifically, what classification and regression algorithms aim to accomplish. Then I will introduce key ideas behind distance-based prediction so the motivation for </w:t>
+      </w:r>
+      <w:proofErr w:type="spellStart"/>
+      <w:r>
+        <w:rPr>
+          <w:rFonts w:cstheme="minorHAnsi"/>
+        </w:rPr>
+        <w:t>kNN</w:t>
+      </w:r>
+      <w:proofErr w:type="spellEnd"/>
+      <w:r>
+        <w:rPr>
+          <w:rFonts w:cstheme="minorHAnsi"/>
+        </w:rPr>
+        <w:t xml:space="preserve"> is clear.</w:t>
+      </w:r>
     </w:p>
     <w:p>
       <w:pPr>
@@ -527,7 +524,6 @@
         <w:rPr>
           <w:rFonts w:cstheme="minorHAnsi"/>
         </w:rPr>
-        <w:lastRenderedPageBreak/>
         <w:t xml:space="preserve">Are you currently leaning more towards an application or </w:t>
       </w:r>
       <w:r>
@@ -591,34 +587,64 @@
           <w:rFonts w:cstheme="minorHAnsi"/>
         </w:rPr>
       </w:pPr>
-    </w:p>
-    <w:p>
-      <w:pPr>
-        <w:rPr>
-          <w:rFonts w:cstheme="minorHAnsi"/>
-        </w:rPr>
-      </w:pPr>
-    </w:p>
-    <w:p>
-      <w:pPr>
-        <w:rPr>
-          <w:rFonts w:cstheme="minorHAnsi"/>
-        </w:rPr>
-      </w:pPr>
-    </w:p>
-    <w:p>
-      <w:pPr>
-        <w:rPr>
-          <w:rFonts w:cstheme="minorHAnsi"/>
-        </w:rPr>
-      </w:pPr>
-    </w:p>
-    <w:p>
-      <w:pPr>
-        <w:rPr>
-          <w:rFonts w:cstheme="minorHAnsi"/>
-        </w:rPr>
-      </w:pPr>
+      <w:r>
+        <w:rPr>
+          <w:rFonts w:cstheme="minorHAnsi"/>
+        </w:rPr>
+        <w:t xml:space="preserve">I am leaning more towards an application at this point. </w:t>
+      </w:r>
+      <w:r>
+        <w:rPr>
+          <w:rFonts w:cstheme="minorHAnsi"/>
+        </w:rPr>
+        <w:t xml:space="preserve">I think </w:t>
+      </w:r>
+      <w:proofErr w:type="spellStart"/>
+      <w:r>
+        <w:rPr>
+          <w:rFonts w:cstheme="minorHAnsi"/>
+        </w:rPr>
+        <w:t>kNN</w:t>
+      </w:r>
+      <w:proofErr w:type="spellEnd"/>
+      <w:r>
+        <w:rPr>
+          <w:rFonts w:cstheme="minorHAnsi"/>
+        </w:rPr>
+        <w:t xml:space="preserve"> is an intuitive method to understand visually, and seeing it applied to a real dataset will help highlight how proximity-based prediction works.</w:t>
+      </w:r>
+      <w:r>
+        <w:rPr>
+          <w:rFonts w:cstheme="minorHAnsi"/>
+        </w:rPr>
+        <w:t xml:space="preserve"> </w:t>
+      </w:r>
+      <w:proofErr w:type="gramStart"/>
+      <w:r>
+        <w:rPr>
+          <w:rFonts w:cstheme="minorHAnsi"/>
+        </w:rPr>
+        <w:t>Also</w:t>
+      </w:r>
+      <w:proofErr w:type="gramEnd"/>
+      <w:r>
+        <w:rPr>
+          <w:rFonts w:cstheme="minorHAnsi"/>
+        </w:rPr>
+        <w:t xml:space="preserve"> I don’t know how I would set up a simulation study </w:t>
+      </w:r>
+      <w:r>
+        <w:rPr>
+          <w:rFonts w:cstheme="minorHAnsi"/>
+        </w:rPr>
+        <w:t xml:space="preserve">in this context </w:t>
+      </w:r>
+      <w:r>
+        <w:rPr>
+          <w:rFonts w:cstheme="minorHAnsi"/>
+        </w:rPr>
+        <w:t>just yet.</w:t>
+      </w:r>
     </w:p>
     <w:p>
       <w:pPr>
@@ -641,21 +667,7 @@
         <w:rPr>
           <w:rFonts w:cstheme="minorHAnsi"/>
         </w:rPr>
-        <w:t xml:space="preserve"> (such as specific topic areas you </w:t>
-      </w:r>
-      <w:proofErr w:type="gramStart"/>
-      <w:r>
-        <w:rPr>
-          <w:rFonts w:cstheme="minorHAnsi"/>
-        </w:rPr>
-        <w:t>want it</w:t>
-      </w:r>
-      <w:proofErr w:type="gramEnd"/>
-      <w:r>
-        <w:rPr>
-          <w:rFonts w:cstheme="minorHAnsi"/>
-        </w:rPr>
-        <w:t xml:space="preserve"> to be in)</w:t>
+        <w:t xml:space="preserve"> (such as specific topic areas you want it to be in)</w:t>
       </w:r>
       <w:r>
         <w:rPr>
@@ -694,34 +706,68 @@
           <w:rFonts w:cstheme="minorHAnsi"/>
         </w:rPr>
       </w:pPr>
-    </w:p>
-    <w:p>
-      <w:pPr>
-        <w:rPr>
-          <w:rFonts w:cstheme="minorHAnsi"/>
-        </w:rPr>
-      </w:pPr>
-    </w:p>
-    <w:p>
-      <w:pPr>
-        <w:rPr>
-          <w:rFonts w:cstheme="minorHAnsi"/>
-        </w:rPr>
-      </w:pPr>
-    </w:p>
-    <w:p>
-      <w:pPr>
-        <w:rPr>
-          <w:rFonts w:cstheme="minorHAnsi"/>
-        </w:rPr>
-      </w:pPr>
-    </w:p>
-    <w:p>
-      <w:pPr>
-        <w:rPr>
-          <w:rFonts w:cstheme="minorHAnsi"/>
-        </w:rPr>
-      </w:pPr>
+      <w:r>
+        <w:rPr>
+          <w:rFonts w:cstheme="minorHAnsi"/>
+        </w:rPr>
+        <w:lastRenderedPageBreak/>
+        <w:t>I would like to do an application in tech app recommendations i.e</w:t>
+      </w:r>
+      <w:r>
+        <w:rPr>
+          <w:rFonts w:cstheme="minorHAnsi"/>
+        </w:rPr>
+        <w:t>.</w:t>
+      </w:r>
+      <w:r>
+        <w:rPr>
+          <w:rFonts w:cstheme="minorHAnsi"/>
+        </w:rPr>
+        <w:t xml:space="preserve"> apply on a </w:t>
+      </w:r>
+      <w:proofErr w:type="spellStart"/>
+      <w:r>
+        <w:rPr>
+          <w:rFonts w:cstheme="minorHAnsi"/>
+        </w:rPr>
+        <w:t>kNN</w:t>
+      </w:r>
+      <w:proofErr w:type="spellEnd"/>
+      <w:r>
+        <w:rPr>
+          <w:rFonts w:cstheme="minorHAnsi"/>
+        </w:rPr>
+        <w:t xml:space="preserve"> dataset to see what recommendations would be given to a user based on their past activities</w:t>
+      </w:r>
+      <w:r>
+        <w:t xml:space="preserve"> </w:t>
+      </w:r>
+      <w:r>
+        <w:rPr>
+          <w:rFonts w:cstheme="minorHAnsi"/>
+        </w:rPr>
+        <w:t xml:space="preserve">I recognize that finding the right dataset may be challenging, but I will explore available sources. I also plan to compare </w:t>
+      </w:r>
+      <w:proofErr w:type="spellStart"/>
+      <w:r>
+        <w:rPr>
+          <w:rFonts w:cstheme="minorHAnsi"/>
+        </w:rPr>
+        <w:t>kNN’s</w:t>
+      </w:r>
+      <w:proofErr w:type="spellEnd"/>
+      <w:r>
+        <w:rPr>
+          <w:rFonts w:cstheme="minorHAnsi"/>
+        </w:rPr>
+        <w:t xml:space="preserve"> performance with at least one other algorithm.</w:t>
+      </w:r>
+      <w:r>
+        <w:rPr>
+          <w:rFonts w:cstheme="minorHAnsi"/>
+        </w:rPr>
+        <w:t xml:space="preserve"> </w:t>
+      </w:r>
     </w:p>
     <w:p>
       <w:pPr>
@@ -838,48 +884,39 @@
           <w:rFonts w:cstheme="minorHAnsi"/>
         </w:rPr>
       </w:pPr>
-    </w:p>
-    <w:p>
-      <w:pPr>
-        <w:rPr>
-          <w:rFonts w:cstheme="minorHAnsi"/>
-        </w:rPr>
-      </w:pPr>
-    </w:p>
-    <w:p>
-      <w:pPr>
-        <w:rPr>
-          <w:rFonts w:cstheme="minorHAnsi"/>
-        </w:rPr>
-      </w:pPr>
-    </w:p>
-    <w:p>
-      <w:pPr>
-        <w:rPr>
-          <w:rFonts w:cstheme="minorHAnsi"/>
-        </w:rPr>
-      </w:pPr>
-    </w:p>
-    <w:p>
-      <w:pPr>
-        <w:rPr>
-          <w:rFonts w:cstheme="minorHAnsi"/>
-        </w:rPr>
-      </w:pPr>
-    </w:p>
-    <w:p>
-      <w:pPr>
-        <w:rPr>
-          <w:rFonts w:cstheme="minorHAnsi"/>
-        </w:rPr>
-      </w:pPr>
-    </w:p>
-    <w:p>
-      <w:pPr>
-        <w:rPr>
-          <w:rFonts w:cstheme="minorHAnsi"/>
-        </w:rPr>
-      </w:pPr>
+      <w:r>
+        <w:rPr>
+          <w:rFonts w:cstheme="minorHAnsi"/>
+        </w:rPr>
+        <w:t xml:space="preserve">I think coming up with toy examples seems like will be the most challenging part for me. </w:t>
+      </w:r>
+      <w:r>
+        <w:rPr>
+          <w:rFonts w:cstheme="minorHAnsi"/>
+        </w:rPr>
+        <w:t>Because of project 1 and 2, I</w:t>
+      </w:r>
+      <w:r>
+        <w:rPr>
+          <w:rFonts w:cstheme="minorHAnsi"/>
+        </w:rPr>
+        <w:t xml:space="preserve"> feel comfortable with the writing aspect of it.</w:t>
+      </w:r>
+      <w:r>
+        <w:rPr>
+          <w:rFonts w:cstheme="minorHAnsi"/>
+        </w:rPr>
+        <w:t xml:space="preserve"> </w:t>
+      </w:r>
+      <w:r>
+        <w:t xml:space="preserve">This section will help me demonstrate my ability to communicate statistical concepts to </w:t>
+      </w:r>
+      <w:r>
+        <w:t xml:space="preserve">an audience </w:t>
+      </w:r>
+      <w:r>
+        <w:t>who may be unfamiliar with the topic.</w:t>
+      </w:r>
     </w:p>
     <w:p>
       <w:pPr>
@@ -903,214 +940,498 @@
         <w:rPr>
           <w:rFonts w:cstheme="minorHAnsi"/>
         </w:rPr>
+        <w:t>The application / simulation</w:t>
+      </w:r>
+      <w:r>
+        <w:rPr>
+          <w:rFonts w:cstheme="minorHAnsi"/>
+        </w:rPr>
+        <w:t xml:space="preserve"> study</w:t>
+      </w:r>
+      <w:r>
+        <w:rPr>
+          <w:rFonts w:cstheme="minorHAnsi"/>
+        </w:rPr>
+        <w:t xml:space="preserve"> (or both, etc.) that you include will mean some coding </w:t>
+      </w:r>
+      <w:r>
+        <w:rPr>
+          <w:rFonts w:cstheme="minorHAnsi"/>
+        </w:rPr>
+        <w:t>(</w:t>
+      </w:r>
+      <w:r>
+        <w:rPr>
+          <w:rFonts w:cstheme="minorHAnsi"/>
+        </w:rPr>
+        <w:t>in R or another software). What do you expect will be the most challenging aspect of preparing this section and reporting the findings from your work? (This includes cod</w:t>
+      </w:r>
+      <w:r>
+        <w:rPr>
+          <w:rFonts w:cstheme="minorHAnsi"/>
+        </w:rPr>
+        <w:t>ing</w:t>
+      </w:r>
+      <w:r>
+        <w:rPr>
+          <w:rFonts w:cstheme="minorHAnsi"/>
+        </w:rPr>
+        <w:t xml:space="preserve">, statistical, and writing skills). </w:t>
+      </w:r>
+      <w:r>
+        <w:rPr>
+          <w:rFonts w:cstheme="minorHAnsi"/>
+        </w:rPr>
+        <w:t>What skills will this section help you demonstrate?</w:t>
+      </w:r>
+    </w:p>
+    <w:p>
+      <w:pPr>
+        <w:rPr>
+          <w:rFonts w:cstheme="minorHAnsi"/>
+        </w:rPr>
+      </w:pPr>
+      <w:r>
+        <w:rPr>
+          <w:rFonts w:cstheme="minorHAnsi"/>
+        </w:rPr>
+        <w:t xml:space="preserve">Using new R packages and configuring </w:t>
+      </w:r>
+      <w:proofErr w:type="spellStart"/>
+      <w:r>
+        <w:rPr>
+          <w:rFonts w:cstheme="minorHAnsi"/>
+        </w:rPr>
+        <w:t>kNN</w:t>
+      </w:r>
+      <w:proofErr w:type="spellEnd"/>
+      <w:r>
+        <w:rPr>
+          <w:rFonts w:cstheme="minorHAnsi"/>
+        </w:rPr>
+        <w:t xml:space="preserve"> properly will likely be the biggest challenge</w:t>
+      </w:r>
+      <w:r>
+        <w:rPr>
+          <w:rFonts w:cstheme="minorHAnsi"/>
+        </w:rPr>
+        <w:t>.</w:t>
+      </w:r>
+      <w:r>
+        <w:rPr>
+          <w:rFonts w:cstheme="minorHAnsi"/>
+        </w:rPr>
+        <w:t xml:space="preserve"> T</w:t>
+      </w:r>
+      <w:r>
+        <w:rPr>
+          <w:rFonts w:cstheme="minorHAnsi"/>
+        </w:rPr>
+        <w:t>his will help me demonstrate coding skills, model evaluation</w:t>
+      </w:r>
+      <w:r>
+        <w:rPr>
+          <w:rFonts w:cstheme="minorHAnsi"/>
+        </w:rPr>
+        <w:t xml:space="preserve"> </w:t>
+      </w:r>
+      <w:r>
+        <w:rPr>
+          <w:rFonts w:cstheme="minorHAnsi"/>
+        </w:rPr>
+        <w:t>and clear reporting of results.</w:t>
+      </w:r>
+    </w:p>
+    <w:p>
+      <w:pPr>
+        <w:rPr>
+          <w:rFonts w:cstheme="minorHAnsi"/>
+        </w:rPr>
+      </w:pPr>
+    </w:p>
+    <w:p>
+      <w:pPr>
+        <w:rPr>
+          <w:rFonts w:cstheme="minorHAnsi"/>
+        </w:rPr>
+      </w:pPr>
+      <w:r>
+        <w:rPr>
+          <w:rFonts w:cstheme="minorHAnsi"/>
+        </w:rPr>
+        <w:t>Now, let’s synthesize all of this into a complete proposal via making it a project synopsis – e.</w:t>
+      </w:r>
+      <w:r>
+        <w:rPr>
+          <w:rFonts w:cstheme="minorHAnsi"/>
+        </w:rPr>
+        <w:t>g.</w:t>
+      </w:r>
+      <w:r>
+        <w:rPr>
+          <w:rFonts w:cstheme="minorHAnsi"/>
+        </w:rPr>
+        <w:t xml:space="preserve"> you lay out what you plan to do. Here is an example assuming that random forests were the topic (this is not “new” for any of you though!), so I can demonstrate how th</w:t>
+      </w:r>
+      <w:r>
+        <w:rPr>
+          <w:rFonts w:cstheme="minorHAnsi"/>
+        </w:rPr>
+        <w:t>ese responses (</w:t>
+      </w:r>
+      <w:r>
+        <w:rPr>
+          <w:rFonts w:cstheme="minorHAnsi"/>
+        </w:rPr>
+        <w:t>from the previous pages)</w:t>
+      </w:r>
+      <w:r>
+        <w:rPr>
+          <w:rFonts w:cstheme="minorHAnsi"/>
+        </w:rPr>
+        <w:t xml:space="preserve"> go together.</w:t>
+      </w:r>
+      <w:r>
+        <w:rPr>
+          <w:rFonts w:cstheme="minorHAnsi"/>
+        </w:rPr>
+        <w:t xml:space="preserve"> See if you can see how each sentence relates </w:t>
+      </w:r>
+      <w:r>
+        <w:rPr>
+          <w:rFonts w:cstheme="minorHAnsi"/>
+        </w:rPr>
+        <w:t xml:space="preserve">to </w:t>
+      </w:r>
+      <w:r>
+        <w:rPr>
+          <w:rFonts w:cstheme="minorHAnsi"/>
+        </w:rPr>
+        <w:t>a question</w:t>
+      </w:r>
+      <w:r>
+        <w:rPr>
+          <w:rFonts w:cstheme="minorHAnsi"/>
+        </w:rPr>
+        <w:t xml:space="preserve"> above. Space for you to write your own synopsis</w:t>
+      </w:r>
+      <w:r>
+        <w:rPr>
+          <w:rFonts w:cstheme="minorHAnsi"/>
+        </w:rPr>
+        <w:t xml:space="preserve"> (which is what I’ll focus on reading in this submission)</w:t>
+      </w:r>
+      <w:r>
+        <w:rPr>
+          <w:rFonts w:cstheme="minorHAnsi"/>
+        </w:rPr>
+        <w:t xml:space="preserve"> is below the example. </w:t>
+      </w:r>
+    </w:p>
+    <w:p>
+      <w:pPr>
+        <w:rPr>
+          <w:rFonts w:cstheme="minorHAnsi"/>
+        </w:rPr>
+      </w:pPr>
+      <w:r>
+        <w:rPr>
+          <w:rFonts w:cstheme="minorHAnsi"/>
+          <w:b/>
+          <w:bCs/>
+        </w:rPr>
+        <w:t xml:space="preserve">Example </w:t>
+      </w:r>
+      <w:r>
+        <w:rPr>
+          <w:rFonts w:cstheme="minorHAnsi"/>
+        </w:rPr>
+        <w:t xml:space="preserve">Proposed Project Title: </w:t>
+      </w:r>
+      <w:r>
+        <w:rPr>
+          <w:rFonts w:cstheme="minorHAnsi"/>
+        </w:rPr>
+        <w:t>Using Random Forests to Predict Company Bankruptcy</w:t>
+      </w:r>
+    </w:p>
+    <w:p>
+      <w:pPr>
+        <w:rPr>
+          <w:rFonts w:cstheme="minorHAnsi"/>
+        </w:rPr>
+      </w:pPr>
+      <w:r>
+        <w:rPr>
+          <w:rFonts w:cstheme="minorHAnsi"/>
+          <w:b/>
+          <w:bCs/>
+        </w:rPr>
+        <w:t xml:space="preserve">Example </w:t>
+      </w:r>
+      <w:r>
+        <w:rPr>
+          <w:rFonts w:cstheme="minorHAnsi"/>
+        </w:rPr>
+        <w:t>Project Synopsis:</w:t>
+      </w:r>
+    </w:p>
+    <w:p>
+      <w:pPr>
+        <w:rPr>
+          <w:rFonts w:cstheme="minorHAnsi"/>
+        </w:rPr>
+      </w:pPr>
+      <w:r>
+        <w:rPr>
+          <w:rFonts w:cstheme="minorHAnsi"/>
+        </w:rPr>
+        <w:t xml:space="preserve">For my project, I plan to explore the use of random forests in supervised learning (classification) problems. </w:t>
+      </w:r>
+      <w:r>
+        <w:rPr>
+          <w:rFonts w:cstheme="minorHAnsi"/>
+        </w:rPr>
+        <w:t xml:space="preserve">My paper will introduce my peers to the classification setting, review the concept of decision trees </w:t>
+      </w:r>
+      <w:proofErr w:type="gramStart"/>
+      <w:r>
+        <w:rPr>
+          <w:rFonts w:cstheme="minorHAnsi"/>
+        </w:rPr>
+        <w:t>in order to</w:t>
+      </w:r>
+      <w:proofErr w:type="gramEnd"/>
+      <w:r>
+        <w:rPr>
+          <w:rFonts w:cstheme="minorHAnsi"/>
+        </w:rPr>
+        <w:t xml:space="preserve"> motivate forests, and then delve into the details of random forests, as well as touch on the pre-cursor of bagging. I will demonstrate how random forests work with a toy example such as </w:t>
+      </w:r>
+      <w:r>
+        <w:rPr>
+          <w:rFonts w:cstheme="minorHAnsi"/>
+        </w:rPr>
+        <w:t xml:space="preserve">predicting Species in </w:t>
+      </w:r>
+      <w:r>
+        <w:rPr>
+          <w:rFonts w:cstheme="minorHAnsi"/>
+        </w:rPr>
+        <w:t xml:space="preserve">iris in the exposition to help make points clear for my peers. </w:t>
+      </w:r>
+      <w:r>
+        <w:rPr>
+          <w:rFonts w:cstheme="minorHAnsi"/>
+        </w:rPr>
+        <w:t xml:space="preserve">I will also include several examples of applications of random forests in the literature to demonstrate recent use of the method. </w:t>
+      </w:r>
+      <w:r>
+        <w:rPr>
+          <w:rFonts w:cstheme="minorHAnsi"/>
+        </w:rPr>
+        <w:t xml:space="preserve">For my application, </w:t>
+      </w:r>
+      <w:r>
+        <w:rPr>
+          <w:rFonts w:cstheme="minorHAnsi"/>
+        </w:rPr>
+        <w:t xml:space="preserve">I intend to apply random forests to a larger data set </w:t>
+      </w:r>
+      <w:r>
+        <w:rPr>
+          <w:rFonts w:cstheme="minorHAnsi"/>
+        </w:rPr>
+        <w:t xml:space="preserve">(potentially sourced from Kaggle) </w:t>
+      </w:r>
+      <w:r>
+        <w:rPr>
+          <w:rFonts w:cstheme="minorHAnsi"/>
+        </w:rPr>
+        <w:t xml:space="preserve">with a binary response that indicates whether a company is bankrupt or not. </w:t>
+      </w:r>
+      <w:r>
+        <w:rPr>
+          <w:rFonts w:cstheme="minorHAnsi"/>
+        </w:rPr>
+        <w:t xml:space="preserve">I intend to </w:t>
+      </w:r>
+      <w:r>
+        <w:rPr>
+          <w:rFonts w:cstheme="minorHAnsi"/>
+        </w:rPr>
         <w:lastRenderedPageBreak/>
-        <w:t>The application / simulation</w:t>
-      </w:r>
-      <w:r>
-        <w:rPr>
-          <w:rFonts w:cstheme="minorHAnsi"/>
-        </w:rPr>
-        <w:t xml:space="preserve"> study</w:t>
-      </w:r>
-      <w:r>
-        <w:rPr>
-          <w:rFonts w:cstheme="minorHAnsi"/>
-        </w:rPr>
-        <w:t xml:space="preserve"> (or both, etc.) that you include will mean some coding </w:t>
-      </w:r>
-      <w:r>
-        <w:rPr>
-          <w:rFonts w:cstheme="minorHAnsi"/>
-        </w:rPr>
-        <w:t>(</w:t>
-      </w:r>
-      <w:r>
-        <w:rPr>
-          <w:rFonts w:cstheme="minorHAnsi"/>
-        </w:rPr>
-        <w:t>in R or another software). What do you expect will be the most challenging aspect of preparing this section and reporting the findings from your work? (This includes cod</w:t>
-      </w:r>
-      <w:r>
-        <w:rPr>
-          <w:rFonts w:cstheme="minorHAnsi"/>
-        </w:rPr>
-        <w:t>ing</w:t>
-      </w:r>
-      <w:r>
-        <w:rPr>
-          <w:rFonts w:cstheme="minorHAnsi"/>
-        </w:rPr>
-        <w:t xml:space="preserve">, statistical, and writing skills). </w:t>
-      </w:r>
-      <w:r>
-        <w:rPr>
-          <w:rFonts w:cstheme="minorHAnsi"/>
-        </w:rPr>
-        <w:t>What skills will this section help you demonstrate?</w:t>
-      </w:r>
-    </w:p>
-    <w:p>
-      <w:pPr>
-        <w:rPr>
-          <w:rFonts w:cstheme="minorHAnsi"/>
-        </w:rPr>
-      </w:pPr>
-    </w:p>
-    <w:p>
-      <w:pPr>
-        <w:rPr>
-          <w:rFonts w:cstheme="minorHAnsi"/>
-        </w:rPr>
-      </w:pPr>
-    </w:p>
-    <w:p>
-      <w:pPr>
-        <w:rPr>
-          <w:rFonts w:cstheme="minorHAnsi"/>
-        </w:rPr>
-      </w:pPr>
-    </w:p>
-    <w:p>
-      <w:pPr>
-        <w:rPr>
-          <w:rFonts w:cstheme="minorHAnsi"/>
-        </w:rPr>
-      </w:pPr>
-    </w:p>
-    <w:p>
-      <w:pPr>
-        <w:rPr>
-          <w:rFonts w:cstheme="minorHAnsi"/>
-        </w:rPr>
-      </w:pPr>
-    </w:p>
-    <w:p>
-      <w:pPr>
-        <w:rPr>
-          <w:rFonts w:cstheme="minorHAnsi"/>
-        </w:rPr>
-      </w:pPr>
-    </w:p>
-    <w:p>
-      <w:pPr>
-        <w:rPr>
-          <w:rFonts w:cstheme="minorHAnsi"/>
-        </w:rPr>
-      </w:pPr>
-    </w:p>
-    <w:p>
-      <w:pPr>
-        <w:rPr>
-          <w:rFonts w:cstheme="minorHAnsi"/>
-        </w:rPr>
-      </w:pPr>
-      <w:r>
-        <w:rPr>
-          <w:rFonts w:cstheme="minorHAnsi"/>
-        </w:rPr>
-        <w:t>Now, let’s synthesize all of this into a complete proposal via making it a project synopsis – e.</w:t>
-      </w:r>
-      <w:r>
-        <w:rPr>
-          <w:rFonts w:cstheme="minorHAnsi"/>
-        </w:rPr>
-        <w:t>g.</w:t>
-      </w:r>
-      <w:r>
-        <w:rPr>
-          <w:rFonts w:cstheme="minorHAnsi"/>
-        </w:rPr>
-        <w:t xml:space="preserve"> you lay out what you plan to do. Here is an example assuming that random forests were the topic (this is not “new” for any of you though!), so I can demonstrate how th</w:t>
-      </w:r>
-      <w:r>
-        <w:rPr>
-          <w:rFonts w:cstheme="minorHAnsi"/>
-        </w:rPr>
-        <w:t>ese responses (</w:t>
-      </w:r>
-      <w:r>
-        <w:rPr>
-          <w:rFonts w:cstheme="minorHAnsi"/>
-        </w:rPr>
-        <w:t>from the previous pages)</w:t>
-      </w:r>
-      <w:r>
-        <w:rPr>
-          <w:rFonts w:cstheme="minorHAnsi"/>
-        </w:rPr>
-        <w:t xml:space="preserve"> go together.</w:t>
-      </w:r>
-      <w:r>
-        <w:rPr>
-          <w:rFonts w:cstheme="minorHAnsi"/>
-        </w:rPr>
-        <w:t xml:space="preserve"> See if you can see how each sentence relates </w:t>
-      </w:r>
-      <w:r>
-        <w:rPr>
-          <w:rFonts w:cstheme="minorHAnsi"/>
-        </w:rPr>
-        <w:t xml:space="preserve">to </w:t>
-      </w:r>
-      <w:proofErr w:type="gramStart"/>
-      <w:r>
-        <w:rPr>
-          <w:rFonts w:cstheme="minorHAnsi"/>
-        </w:rPr>
-        <w:t>a question</w:t>
-      </w:r>
-      <w:proofErr w:type="gramEnd"/>
-      <w:r>
-        <w:rPr>
-          <w:rFonts w:cstheme="minorHAnsi"/>
-        </w:rPr>
-        <w:t xml:space="preserve"> above. Space for you to write your own synopsis</w:t>
-      </w:r>
-      <w:r>
-        <w:rPr>
-          <w:rFonts w:cstheme="minorHAnsi"/>
-        </w:rPr>
-        <w:t xml:space="preserve"> (which is what I’ll focus on reading in this submission)</w:t>
-      </w:r>
-      <w:r>
-        <w:rPr>
-          <w:rFonts w:cstheme="minorHAnsi"/>
-        </w:rPr>
-        <w:t xml:space="preserve"> is below the example. </w:t>
-      </w:r>
-    </w:p>
-    <w:p>
-      <w:pPr>
-        <w:rPr>
-          <w:rFonts w:cstheme="minorHAnsi"/>
-        </w:rPr>
-      </w:pPr>
-      <w:r>
+        <w:t>use a new R package for fitting the random forest</w:t>
+      </w:r>
+      <w:r>
+        <w:rPr>
+          <w:rFonts w:cstheme="minorHAnsi"/>
+        </w:rPr>
+        <w:t>, called ranger</w:t>
+      </w:r>
+      <w:r>
+        <w:rPr>
+          <w:rFonts w:cstheme="minorHAnsi"/>
+        </w:rPr>
+        <w:t xml:space="preserve">. </w:t>
+      </w:r>
+      <w:r>
+        <w:rPr>
+          <w:rFonts w:cstheme="minorHAnsi"/>
+        </w:rPr>
+        <w:t>Wrangling the data set will let me demonstrate</w:t>
+      </w:r>
+      <w:r>
+        <w:rPr>
+          <w:rFonts w:cstheme="minorHAnsi"/>
+        </w:rPr>
+        <w:t xml:space="preserve"> appropriate wrangling skills and </w:t>
+      </w:r>
+      <w:r>
+        <w:rPr>
+          <w:rFonts w:cstheme="minorHAnsi"/>
+        </w:rPr>
+        <w:t xml:space="preserve">reporting </w:t>
+      </w:r>
+      <w:r>
+        <w:rPr>
+          <w:rFonts w:cstheme="minorHAnsi"/>
+        </w:rPr>
+        <w:t>my results</w:t>
+      </w:r>
+      <w:r>
+        <w:rPr>
+          <w:rFonts w:cstheme="minorHAnsi"/>
+        </w:rPr>
+        <w:t xml:space="preserve"> will show my ability to</w:t>
+      </w:r>
+      <w:r>
+        <w:rPr>
+          <w:rFonts w:cstheme="minorHAnsi"/>
+        </w:rPr>
+        <w:t xml:space="preserve"> communicate my data analysis process. I will include a comparison to logistic regression to showcase my modeling and variable selection skills in a regression setting</w:t>
+      </w:r>
+      <w:r>
+        <w:rPr>
+          <w:rFonts w:cstheme="minorHAnsi"/>
+        </w:rPr>
+        <w:t>, before comparing the models based on performance</w:t>
+      </w:r>
+      <w:r>
+        <w:rPr>
+          <w:rFonts w:cstheme="minorHAnsi"/>
+        </w:rPr>
+        <w:t xml:space="preserve">. </w:t>
+      </w:r>
+    </w:p>
+    <w:p>
+      <w:pPr>
+        <w:rPr>
+          <w:rFonts w:cstheme="minorHAnsi"/>
+        </w:rPr>
+      </w:pPr>
+      <w:r>
+        <w:rPr>
+          <w:rFonts w:cstheme="minorHAnsi"/>
+          <w:b/>
+        </w:rPr>
+        <w:t>Note</w:t>
+      </w:r>
+      <w:r>
+        <w:rPr>
+          <w:rFonts w:cstheme="minorHAnsi"/>
+          <w:b/>
+        </w:rPr>
+        <w:t>:</w:t>
+      </w:r>
+      <w:r>
+        <w:rPr>
+          <w:rFonts w:cstheme="minorHAnsi"/>
+        </w:rPr>
+        <w:t xml:space="preserve"> I</w:t>
+      </w:r>
+      <w:r>
+        <w:rPr>
+          <w:rFonts w:cstheme="minorHAnsi"/>
+        </w:rPr>
+        <w:t>n the synopsis, I tried to write about intentions (if some things were uncertain) or write about what I “will” do. This helps provide a road map for you – you know you need to do those things. Your synopsis may not have some of these details</w:t>
+      </w:r>
+      <w:r>
+        <w:rPr>
+          <w:rFonts w:cstheme="minorHAnsi"/>
+        </w:rPr>
+        <w:t>, but I am hoping writing it this way helps you envision what the final product is and how you can work to get there</w:t>
+      </w:r>
+      <w:r>
+        <w:rPr>
+          <w:rFonts w:cstheme="minorHAnsi"/>
+        </w:rPr>
+        <w:t xml:space="preserve">. </w:t>
+      </w:r>
+      <w:r>
+        <w:rPr>
+          <w:rFonts w:cstheme="minorHAnsi"/>
+        </w:rPr>
+        <w:t xml:space="preserve">Sharing </w:t>
+      </w:r>
+      <w:r>
+        <w:rPr>
+          <w:rFonts w:cstheme="minorHAnsi"/>
+        </w:rPr>
+        <w:t>intentions</w:t>
+      </w:r>
+      <w:r>
+        <w:rPr>
+          <w:rFonts w:cstheme="minorHAnsi"/>
+        </w:rPr>
+        <w:t xml:space="preserve"> is useful! </w:t>
+      </w:r>
+      <w:r>
+        <w:rPr>
+          <w:rFonts w:cstheme="minorHAnsi"/>
+        </w:rPr>
+        <w:t>You can write that you intend to find a data set that allows you to demonstrate skills X, Y, and Z, or that you intend to write a simulation</w:t>
+      </w:r>
+      <w:r>
+        <w:rPr>
+          <w:rFonts w:cstheme="minorHAnsi"/>
+        </w:rPr>
+        <w:t xml:space="preserve"> to demonstrate A and B</w:t>
+      </w:r>
+      <w:r>
+        <w:rPr>
+          <w:rFonts w:cstheme="minorHAnsi"/>
+        </w:rPr>
+        <w:t xml:space="preserve">, etc. </w:t>
+      </w:r>
+    </w:p>
+    <w:p>
+      <w:pPr>
+        <w:rPr>
+          <w:rFonts w:cstheme="minorHAnsi"/>
+        </w:rPr>
+      </w:pPr>
+    </w:p>
+    <w:p>
+      <w:pPr>
+        <w:rPr>
+          <w:rFonts w:cstheme="minorHAnsi"/>
+        </w:rPr>
+      </w:pPr>
+      <w:r>
+        <w:rPr>
+          <w:rFonts w:cstheme="minorHAnsi"/>
+        </w:rPr>
+        <w:t>Your turn</w:t>
+      </w:r>
+    </w:p>
+    <w:p>
+      <w:pPr>
         <w:rPr>
           <w:rFonts w:cstheme="minorHAnsi"/>
           <w:b/>
           <w:bCs/>
         </w:rPr>
-        <w:t xml:space="preserve">Example </w:t>
-      </w:r>
-      <w:r>
-        <w:rPr>
-          <w:rFonts w:cstheme="minorHAnsi"/>
-        </w:rPr>
-        <w:t xml:space="preserve">Proposed Project Title: </w:t>
-      </w:r>
-      <w:r>
-        <w:rPr>
-          <w:rFonts w:cstheme="minorHAnsi"/>
-        </w:rPr>
-        <w:t>Using Random Forests to Predict Company Bankruptcy</w:t>
-      </w:r>
-    </w:p>
-    <w:p>
-      <w:pPr>
-        <w:rPr>
-          <w:rFonts w:cstheme="minorHAnsi"/>
-        </w:rPr>
       </w:pPr>
       <w:r>
         <w:rPr>
@@ -1118,136 +1439,62 @@
           <w:b/>
           <w:bCs/>
         </w:rPr>
-        <w:t xml:space="preserve">Example </w:t>
-      </w:r>
-      <w:r>
-        <w:rPr>
-          <w:rFonts w:cstheme="minorHAnsi"/>
-        </w:rPr>
-        <w:t>Project Synopsis:</w:t>
-      </w:r>
-    </w:p>
-    <w:p>
-      <w:pPr>
-        <w:rPr>
-          <w:rFonts w:cstheme="minorHAnsi"/>
-        </w:rPr>
-      </w:pPr>
-      <w:r>
-        <w:rPr>
-          <w:rFonts w:cstheme="minorHAnsi"/>
-        </w:rPr>
-        <w:t xml:space="preserve">For my project, I plan to explore the use of random forests in supervised learning (classification) problems. </w:t>
-      </w:r>
-      <w:r>
-        <w:rPr>
-          <w:rFonts w:cstheme="minorHAnsi"/>
-        </w:rPr>
-        <w:t xml:space="preserve">My paper will introduce my peers to the classification setting, review the concept of decision trees </w:t>
-      </w:r>
-      <w:proofErr w:type="gramStart"/>
-      <w:r>
-        <w:rPr>
-          <w:rFonts w:cstheme="minorHAnsi"/>
-        </w:rPr>
-        <w:t>in order to</w:t>
-      </w:r>
-      <w:proofErr w:type="gramEnd"/>
-      <w:r>
-        <w:rPr>
-          <w:rFonts w:cstheme="minorHAnsi"/>
-        </w:rPr>
-        <w:t xml:space="preserve"> motivate forests, and then delve into the details of random forests, as well as touch on the pre-cursor of bagging. I will demonstrate how random forests work with a toy example such as </w:t>
-      </w:r>
-      <w:r>
-        <w:rPr>
-          <w:rFonts w:cstheme="minorHAnsi"/>
-        </w:rPr>
-        <w:t xml:space="preserve">predicting Species in </w:t>
-      </w:r>
-      <w:r>
-        <w:rPr>
-          <w:rFonts w:cstheme="minorHAnsi"/>
-        </w:rPr>
-        <w:t xml:space="preserve">iris in the exposition to help make points clear for my peers. </w:t>
-      </w:r>
-      <w:r>
-        <w:rPr>
-          <w:rFonts w:cstheme="minorHAnsi"/>
-        </w:rPr>
-        <w:t xml:space="preserve">I will also include several examples of applications of random forests in the literature to demonstrate recent use of the method. </w:t>
-      </w:r>
-      <w:r>
-        <w:rPr>
-          <w:rFonts w:cstheme="minorHAnsi"/>
-        </w:rPr>
-        <w:t xml:space="preserve">For my application, </w:t>
-      </w:r>
-      <w:r>
-        <w:rPr>
-          <w:rFonts w:cstheme="minorHAnsi"/>
-        </w:rPr>
-        <w:t xml:space="preserve">I intend to apply random forests to a larger data set </w:t>
-      </w:r>
-      <w:r>
-        <w:rPr>
-          <w:rFonts w:cstheme="minorHAnsi"/>
-        </w:rPr>
-        <w:t xml:space="preserve">(potentially sourced from Kaggle) </w:t>
-      </w:r>
-      <w:r>
-        <w:rPr>
-          <w:rFonts w:cstheme="minorHAnsi"/>
-        </w:rPr>
-        <w:t xml:space="preserve">with a binary response that indicates whether a company is bankrupt or not. </w:t>
-      </w:r>
-      <w:r>
-        <w:rPr>
-          <w:rFonts w:cstheme="minorHAnsi"/>
-        </w:rPr>
-        <w:t>I intend to use a new R package for fitting the random forest</w:t>
-      </w:r>
-      <w:r>
-        <w:rPr>
-          <w:rFonts w:cstheme="minorHAnsi"/>
-        </w:rPr>
-        <w:t>, called ranger</w:t>
-      </w:r>
-      <w:r>
-        <w:rPr>
-          <w:rFonts w:cstheme="minorHAnsi"/>
-        </w:rPr>
-        <w:t xml:space="preserve">. </w:t>
-      </w:r>
-      <w:r>
-        <w:rPr>
-          <w:rFonts w:cstheme="minorHAnsi"/>
-        </w:rPr>
-        <w:t>Wrangling the data set will let me demonstrate</w:t>
-      </w:r>
-      <w:r>
-        <w:rPr>
-          <w:rFonts w:cstheme="minorHAnsi"/>
-        </w:rPr>
-        <w:t xml:space="preserve"> appropriate wrangling skills and </w:t>
-      </w:r>
-      <w:r>
-        <w:rPr>
-          <w:rFonts w:cstheme="minorHAnsi"/>
-        </w:rPr>
-        <w:t xml:space="preserve">reporting </w:t>
-      </w:r>
-      <w:r>
-        <w:rPr>
-          <w:rFonts w:cstheme="minorHAnsi"/>
-        </w:rPr>
-        <w:t>my results</w:t>
-      </w:r>
-      <w:r>
-        <w:rPr>
-          <w:rFonts w:cstheme="minorHAnsi"/>
-        </w:rPr>
-        <w:t xml:space="preserve"> will show my ability to</w:t>
+        <w:t>_____________________________________________________________________________________</w:t>
+      </w:r>
+    </w:p>
+    <w:p>
+      <w:pPr>
+        <w:rPr>
+          <w:rFonts w:cstheme="minorHAnsi"/>
+          <w:b/>
+          <w:bCs/>
+        </w:rPr>
+      </w:pPr>
+      <w:r>
+        <w:rPr>
+          <w:rFonts w:cstheme="minorHAnsi"/>
+          <w:b/>
+          <w:bCs/>
+        </w:rPr>
+        <w:t xml:space="preserve">Your name: </w:t>
+      </w:r>
+      <w:r>
+        <w:rPr>
+          <w:rFonts w:cstheme="minorHAnsi"/>
+          <w:b/>
+          <w:bCs/>
+        </w:rPr>
+        <w:t xml:space="preserve">Daizy </w:t>
+      </w:r>
+      <w:proofErr w:type="spellStart"/>
+      <w:r>
+        <w:rPr>
+          <w:rFonts w:cstheme="minorHAnsi"/>
+          <w:b/>
+          <w:bCs/>
+        </w:rPr>
+        <w:t>Buluma</w:t>
+      </w:r>
+      <w:proofErr w:type="spellEnd"/>
+    </w:p>
+    <w:p>
+      <w:pPr>
+        <w:rPr>
+          <w:rFonts w:cstheme="minorHAnsi"/>
+        </w:rPr>
+      </w:pPr>
+      <w:r>
+        <w:rPr>
+          <w:rFonts w:cstheme="minorHAnsi"/>
+          <w:b/>
+        </w:rPr>
+        <w:t>Proposed Project Title</w:t>
+      </w:r>
+      <w:r>
+        <w:rPr>
+          <w:rFonts w:cstheme="minorHAnsi"/>
+        </w:rPr>
+        <w:t>:</w:t>
       </w:r>
       <w:r>
         <w:rPr>
@@ -1255,327 +1502,195 @@
         </w:rPr>
         <w:t xml:space="preserve"> </w:t>
       </w:r>
-      <w:proofErr w:type="gramStart"/>
-      <w:r>
-        <w:rPr>
-          <w:rFonts w:cstheme="minorHAnsi"/>
-        </w:rPr>
-        <w:t>communicate</w:t>
-      </w:r>
-      <w:proofErr w:type="gramEnd"/>
-      <w:r>
-        <w:rPr>
-          <w:rFonts w:cstheme="minorHAnsi"/>
-        </w:rPr>
-        <w:t xml:space="preserve"> my data analysis process. I will include a comparison to logistic regression to showcase my modeling and variable selection skills in a regression setting</w:t>
-      </w:r>
-      <w:r>
-        <w:rPr>
-          <w:rFonts w:cstheme="minorHAnsi"/>
-        </w:rPr>
-        <w:t>, before comparing the models based on performance</w:t>
-      </w:r>
-      <w:r>
-        <w:rPr>
-          <w:rFonts w:cstheme="minorHAnsi"/>
-        </w:rPr>
-        <w:t xml:space="preserve">. </w:t>
-      </w:r>
-    </w:p>
-    <w:p>
-      <w:pPr>
-        <w:rPr>
-          <w:rFonts w:cstheme="minorHAnsi"/>
-        </w:rPr>
-      </w:pPr>
-      <w:r>
-        <w:rPr>
-          <w:rFonts w:cstheme="minorHAnsi"/>
-          <w:b/>
-        </w:rPr>
-        <w:t>Note</w:t>
-      </w:r>
-      <w:r>
-        <w:rPr>
-          <w:rFonts w:cstheme="minorHAnsi"/>
-          <w:b/>
+      <w:r>
+        <w:rPr>
+          <w:rFonts w:cstheme="minorHAnsi"/>
+        </w:rPr>
+        <w:t>Exploring k-Nearest Neighbors for App Recommendation Classification</w:t>
+      </w:r>
+    </w:p>
+    <w:p>
+      <w:pPr>
+        <w:rPr>
+          <w:rFonts w:cstheme="minorHAnsi"/>
+        </w:rPr>
+      </w:pPr>
+      <w:r>
+        <w:rPr>
+          <w:rFonts w:cstheme="minorHAnsi"/>
+          <w:b/>
+        </w:rPr>
+        <w:t>Project Synopsis</w:t>
+      </w:r>
+      <w:r>
+        <w:rPr>
+          <w:rFonts w:cstheme="minorHAnsi"/>
         </w:rPr>
         <w:t>:</w:t>
       </w:r>
-      <w:r>
-        <w:rPr>
-          <w:rFonts w:cstheme="minorHAnsi"/>
-        </w:rPr>
-        <w:t xml:space="preserve"> I</w:t>
-      </w:r>
-      <w:r>
-        <w:rPr>
-          <w:rFonts w:cstheme="minorHAnsi"/>
-        </w:rPr>
-        <w:t>n the synopsis, I tried to write about intentions (if some things were uncertain) or write about what I “will” do. This helps provide a road map for you – you know you need to do those things. Your synopsis may not have some of these details</w:t>
-      </w:r>
-      <w:r>
-        <w:rPr>
-          <w:rFonts w:cstheme="minorHAnsi"/>
-        </w:rPr>
-        <w:t>, but I am hoping writing it this way helps you envision what the final product is and how you can work to get there</w:t>
-      </w:r>
-      <w:r>
-        <w:rPr>
-          <w:rFonts w:cstheme="minorHAnsi"/>
-        </w:rPr>
-        <w:t xml:space="preserve">. </w:t>
-      </w:r>
-      <w:r>
-        <w:rPr>
-          <w:rFonts w:cstheme="minorHAnsi"/>
-        </w:rPr>
-        <w:t xml:space="preserve">Sharing </w:t>
-      </w:r>
-      <w:r>
-        <w:rPr>
-          <w:rFonts w:cstheme="minorHAnsi"/>
-        </w:rPr>
-        <w:t>intentions</w:t>
-      </w:r>
-      <w:r>
-        <w:rPr>
-          <w:rFonts w:cstheme="minorHAnsi"/>
-        </w:rPr>
-        <w:t xml:space="preserve"> is useful! </w:t>
-      </w:r>
-      <w:r>
-        <w:rPr>
-          <w:rFonts w:cstheme="minorHAnsi"/>
-        </w:rPr>
-        <w:t>You can write that you intend to find a data set that allows you to demonstrate skills X, Y, and Z, or that you intend to write a simulation</w:t>
-      </w:r>
-      <w:r>
-        <w:rPr>
-          <w:rFonts w:cstheme="minorHAnsi"/>
-        </w:rPr>
-        <w:t xml:space="preserve"> to demonstrate A and B</w:t>
-      </w:r>
-      <w:r>
-        <w:rPr>
-          <w:rFonts w:cstheme="minorHAnsi"/>
-        </w:rPr>
-        <w:t xml:space="preserve">, etc. </w:t>
-      </w:r>
-    </w:p>
-    <w:p>
-      <w:pPr>
-        <w:rPr>
-          <w:rFonts w:cstheme="minorHAnsi"/>
-        </w:rPr>
-      </w:pPr>
-    </w:p>
-    <w:p>
-      <w:pPr>
-        <w:rPr>
-          <w:rFonts w:cstheme="minorHAnsi"/>
-        </w:rPr>
-      </w:pPr>
-      <w:r>
-        <w:rPr>
-          <w:rFonts w:cstheme="minorHAnsi"/>
-        </w:rPr>
-        <w:lastRenderedPageBreak/>
-        <w:t>Your turn</w:t>
-      </w:r>
-    </w:p>
-    <w:p>
-      <w:pPr>
-        <w:rPr>
-          <w:rFonts w:cstheme="minorHAnsi"/>
-          <w:b/>
-          <w:bCs/>
-        </w:rPr>
-      </w:pPr>
-      <w:r>
-        <w:rPr>
-          <w:rFonts w:cstheme="minorHAnsi"/>
-          <w:b/>
-          <w:bCs/>
-        </w:rPr>
-        <w:t>_____________________________________________________________________________________</w:t>
-      </w:r>
-    </w:p>
-    <w:p>
-      <w:pPr>
-        <w:rPr>
-          <w:rFonts w:cstheme="minorHAnsi"/>
-          <w:b/>
-          <w:bCs/>
-        </w:rPr>
-      </w:pPr>
-      <w:r>
-        <w:rPr>
-          <w:rFonts w:cstheme="minorHAnsi"/>
-          <w:b/>
-          <w:bCs/>
-        </w:rPr>
-        <w:t xml:space="preserve">Your name: </w:t>
-      </w:r>
-    </w:p>
-    <w:p>
-      <w:pPr>
-        <w:rPr>
-          <w:rFonts w:cstheme="minorHAnsi"/>
-        </w:rPr>
-      </w:pPr>
-      <w:r>
-        <w:rPr>
-          <w:rFonts w:cstheme="minorHAnsi"/>
-          <w:b/>
-        </w:rPr>
-        <w:t>Proposed Project Title</w:t>
-      </w:r>
-      <w:r>
-        <w:rPr>
-          <w:rFonts w:cstheme="minorHAnsi"/>
-        </w:rPr>
-        <w:t>:</w:t>
-      </w:r>
-    </w:p>
-    <w:p>
-      <w:pPr>
-        <w:rPr>
-          <w:rFonts w:cstheme="minorHAnsi"/>
-        </w:rPr>
-      </w:pPr>
-      <w:r>
-        <w:rPr>
-          <w:rFonts w:cstheme="minorHAnsi"/>
-          <w:b/>
-        </w:rPr>
-        <w:t>Project Synopsis</w:t>
-      </w:r>
-      <w:r>
-        <w:rPr>
-          <w:rFonts w:cstheme="minorHAnsi"/>
-        </w:rPr>
-        <w:t>:</w:t>
-      </w:r>
-    </w:p>
-    <w:p>
-      <w:pPr>
-        <w:rPr>
-          <w:rFonts w:cstheme="minorHAnsi"/>
-        </w:rPr>
-      </w:pPr>
-    </w:p>
-    <w:p>
-      <w:pPr>
-        <w:rPr>
-          <w:rFonts w:cstheme="minorHAnsi"/>
-        </w:rPr>
-      </w:pPr>
-    </w:p>
-    <w:p>
-      <w:pPr>
-        <w:rPr>
-          <w:rFonts w:cstheme="minorHAnsi"/>
-        </w:rPr>
-      </w:pPr>
-    </w:p>
-    <w:p>
-      <w:pPr>
-        <w:rPr>
-          <w:rFonts w:cstheme="minorHAnsi"/>
-        </w:rPr>
-      </w:pPr>
-    </w:p>
-    <w:p>
-      <w:pPr>
-        <w:rPr>
-          <w:rFonts w:cstheme="minorHAnsi"/>
-        </w:rPr>
-      </w:pPr>
-    </w:p>
-    <w:p>
-      <w:pPr>
-        <w:rPr>
-          <w:rFonts w:cstheme="minorHAnsi"/>
-        </w:rPr>
-      </w:pPr>
-    </w:p>
-    <w:p>
-      <w:pPr>
-        <w:rPr>
-          <w:rFonts w:cstheme="minorHAnsi"/>
-        </w:rPr>
-      </w:pPr>
-    </w:p>
-    <w:p>
-      <w:pPr>
-        <w:rPr>
-          <w:rFonts w:cstheme="minorHAnsi"/>
-        </w:rPr>
-      </w:pPr>
-    </w:p>
-    <w:p>
-      <w:pPr>
-        <w:rPr>
-          <w:rFonts w:cstheme="minorHAnsi"/>
-        </w:rPr>
-      </w:pPr>
-    </w:p>
-    <w:p>
-      <w:pPr>
-        <w:rPr>
-          <w:rFonts w:cstheme="minorHAnsi"/>
-        </w:rPr>
-      </w:pPr>
-    </w:p>
-    <w:p>
-      <w:pPr>
-        <w:rPr>
-          <w:rFonts w:cstheme="minorHAnsi"/>
-        </w:rPr>
-      </w:pPr>
-    </w:p>
-    <w:p>
-      <w:pPr>
-        <w:rPr>
-          <w:rFonts w:cstheme="minorHAnsi"/>
-        </w:rPr>
-      </w:pPr>
-    </w:p>
-    <w:p>
-      <w:pPr>
-        <w:rPr>
-          <w:rFonts w:cstheme="minorHAnsi"/>
-        </w:rPr>
-      </w:pPr>
-    </w:p>
-    <w:p>
-      <w:pPr>
-        <w:rPr>
-          <w:rFonts w:cstheme="minorHAnsi"/>
-        </w:rPr>
-      </w:pPr>
-    </w:p>
-    <w:p>
-      <w:pPr>
-        <w:rPr>
-          <w:rFonts w:cstheme="minorHAnsi"/>
-        </w:rPr>
-      </w:pPr>
-    </w:p>
-    <w:p>
-      <w:pPr>
-        <w:rPr>
-          <w:rFonts w:cstheme="minorHAnsi"/>
-        </w:rPr>
-      </w:pPr>
-    </w:p>
-    <w:p>
-      <w:pPr>
-        <w:rPr>
-          <w:rFonts w:cstheme="minorHAnsi"/>
-        </w:rPr>
-      </w:pPr>
+    </w:p>
+    <w:p>
+      <w:pPr>
+        <w:rPr>
+          <w:rFonts w:cstheme="minorHAnsi"/>
+        </w:rPr>
+      </w:pPr>
+      <w:r>
+        <w:rPr>
+          <w:rFonts w:cstheme="minorHAnsi"/>
+        </w:rPr>
+        <w:t>For my project, I plan to explore the k-nearest neighbors (</w:t>
+      </w:r>
+      <w:proofErr w:type="spellStart"/>
+      <w:r>
+        <w:rPr>
+          <w:rFonts w:cstheme="minorHAnsi"/>
+        </w:rPr>
+        <w:t>kNN</w:t>
+      </w:r>
+      <w:proofErr w:type="spellEnd"/>
+      <w:r>
+        <w:rPr>
+          <w:rFonts w:cstheme="minorHAnsi"/>
+        </w:rPr>
+        <w:t xml:space="preserve">) method in supervised learning. My paper will begin by introducing the classification and regression framework to provide context for where </w:t>
+      </w:r>
+      <w:proofErr w:type="spellStart"/>
+      <w:r>
+        <w:rPr>
+          <w:rFonts w:cstheme="minorHAnsi"/>
+        </w:rPr>
+        <w:t>kNN</w:t>
+      </w:r>
+      <w:proofErr w:type="spellEnd"/>
+      <w:r>
+        <w:rPr>
+          <w:rFonts w:cstheme="minorHAnsi"/>
+        </w:rPr>
+        <w:t xml:space="preserve"> is used and then explain how </w:t>
+      </w:r>
+      <w:proofErr w:type="spellStart"/>
+      <w:r>
+        <w:rPr>
+          <w:rFonts w:cstheme="minorHAnsi"/>
+        </w:rPr>
+        <w:t>kNN</w:t>
+      </w:r>
+      <w:proofErr w:type="spellEnd"/>
+      <w:r>
+        <w:rPr>
+          <w:rFonts w:cstheme="minorHAnsi"/>
+        </w:rPr>
+        <w:t xml:space="preserve"> makes predictions based on similarity to nearby observations. I will include a simple toy example to help demonstrate how distance plays a role in classifying new data points.</w:t>
+      </w:r>
+    </w:p>
+    <w:p>
+      <w:pPr>
+        <w:rPr>
+          <w:rFonts w:cstheme="minorHAnsi"/>
+        </w:rPr>
+      </w:pPr>
+      <w:r>
+        <w:rPr>
+          <w:rFonts w:cstheme="minorHAnsi"/>
+        </w:rPr>
+        <w:t xml:space="preserve">I also plan to incorporate examples of </w:t>
+      </w:r>
+      <w:proofErr w:type="spellStart"/>
+      <w:r>
+        <w:rPr>
+          <w:rFonts w:cstheme="minorHAnsi"/>
+        </w:rPr>
+        <w:t>kNN</w:t>
+      </w:r>
+      <w:proofErr w:type="spellEnd"/>
+      <w:r>
+        <w:rPr>
+          <w:rFonts w:cstheme="minorHAnsi"/>
+        </w:rPr>
+        <w:t xml:space="preserve"> applications found in published work to illustrate its relevance in real settings. For the applied component of my project, I aim to analyze a dataset related to tech app recommendations or user behavior, using </w:t>
+      </w:r>
+      <w:proofErr w:type="spellStart"/>
+      <w:r>
+        <w:rPr>
+          <w:rFonts w:cstheme="minorHAnsi"/>
+        </w:rPr>
+        <w:t>kNN</w:t>
+      </w:r>
+      <w:proofErr w:type="spellEnd"/>
+      <w:r>
+        <w:rPr>
+          <w:rFonts w:cstheme="minorHAnsi"/>
+        </w:rPr>
+        <w:t xml:space="preserve"> to predict what apps a user might be interested in based on similar users. I intend to compare the performance of </w:t>
+      </w:r>
+      <w:proofErr w:type="spellStart"/>
+      <w:r>
+        <w:rPr>
+          <w:rFonts w:cstheme="minorHAnsi"/>
+        </w:rPr>
+        <w:t>kNN</w:t>
+      </w:r>
+      <w:proofErr w:type="spellEnd"/>
+      <w:r>
+        <w:rPr>
+          <w:rFonts w:cstheme="minorHAnsi"/>
+        </w:rPr>
+        <w:t xml:space="preserve"> with at least one additional supervised learning model to evaluate whether </w:t>
+      </w:r>
+      <w:proofErr w:type="spellStart"/>
+      <w:r>
+        <w:rPr>
+          <w:rFonts w:cstheme="minorHAnsi"/>
+        </w:rPr>
+        <w:t>kNN</w:t>
+      </w:r>
+      <w:proofErr w:type="spellEnd"/>
+      <w:r>
+        <w:rPr>
+          <w:rFonts w:cstheme="minorHAnsi"/>
+        </w:rPr>
+        <w:t xml:space="preserve"> is the best method for this type of prediction task.</w:t>
+      </w:r>
+    </w:p>
+    <w:p>
+      <w:pPr>
+        <w:rPr>
+          <w:rFonts w:cstheme="minorHAnsi"/>
+        </w:rPr>
+      </w:pPr>
+      <w:r>
+        <w:rPr>
+          <w:rFonts w:cstheme="minorHAnsi"/>
+        </w:rPr>
+        <w:t xml:space="preserve">Through this project, I will develop my understanding of </w:t>
+      </w:r>
+      <w:proofErr w:type="spellStart"/>
+      <w:r>
+        <w:rPr>
+          <w:rFonts w:cstheme="minorHAnsi"/>
+        </w:rPr>
+        <w:t>kNN</w:t>
+      </w:r>
+      <w:proofErr w:type="spellEnd"/>
+      <w:r>
+        <w:rPr>
+          <w:rFonts w:cstheme="minorHAnsi"/>
+        </w:rPr>
+        <w:t xml:space="preserve"> and </w:t>
+      </w:r>
+      <w:r>
+        <w:rPr>
+          <w:rFonts w:cstheme="minorHAnsi"/>
+        </w:rPr>
+        <w:t xml:space="preserve">practice communicating complex concepts clearly to </w:t>
+      </w:r>
+      <w:r>
+        <w:rPr>
+          <w:rFonts w:cstheme="minorHAnsi"/>
+        </w:rPr>
+        <w:t>peers.</w:t>
+      </w:r>
     </w:p>
     <w:p>
       <w:pPr>
@@ -1704,241 +1819,345 @@
     </w:p>
     <w:p>
       <w:pPr>
-        <w:spacing w:line="240" w:lineRule="auto"/>
-        <w:contextualSpacing/>
-        <w:rPr>
-          <w:rFonts w:cstheme="minorHAnsi"/>
-        </w:rPr>
-      </w:pPr>
-      <w:r>
-        <w:rPr>
-          <w:rFonts w:cstheme="minorHAnsi"/>
-        </w:rPr>
-        <w:t xml:space="preserve">Slides </w:t>
-      </w:r>
-      <w:r>
-        <w:rPr>
-          <w:rFonts w:cstheme="minorHAnsi"/>
-        </w:rPr>
-        <w:t xml:space="preserve">by Class </w:t>
-      </w:r>
-      <w:r>
-        <w:rPr>
-          <w:rFonts w:cstheme="minorHAnsi"/>
-        </w:rPr>
-        <w:t xml:space="preserve">and Informal Discussion in Class on Monday, Nov. 3rd </w:t>
-      </w:r>
-    </w:p>
-    <w:p>
-      <w:pPr>
-        <w:spacing w:line="240" w:lineRule="auto"/>
-        <w:contextualSpacing/>
-        <w:rPr>
-          <w:rFonts w:cstheme="minorHAnsi"/>
-        </w:rPr>
-      </w:pPr>
-      <w:r>
-        <w:rPr>
-          <w:rFonts w:cstheme="minorHAnsi"/>
-        </w:rPr>
-        <w:t xml:space="preserve">Project Proposal Due by midnight on Wednesday, Nov. 5th (Gradescope) </w:t>
-      </w:r>
-    </w:p>
-    <w:p>
-      <w:pPr>
-        <w:spacing w:line="240" w:lineRule="auto"/>
-        <w:contextualSpacing/>
-        <w:rPr>
-          <w:rFonts w:cstheme="minorHAnsi"/>
-        </w:rPr>
-      </w:pPr>
-      <w:r>
-        <w:rPr>
-          <w:rFonts w:cstheme="minorHAnsi"/>
-        </w:rPr>
-        <w:t xml:space="preserve">Annotated Bibliography Due by midnight on Thursday, Nov. 13th (Gradescope) </w:t>
-      </w:r>
-    </w:p>
-    <w:p>
-      <w:pPr>
-        <w:spacing w:line="240" w:lineRule="auto"/>
-        <w:contextualSpacing/>
-        <w:rPr>
-          <w:rFonts w:cstheme="minorHAnsi"/>
-        </w:rPr>
-      </w:pPr>
-      <w:r>
-        <w:rPr>
-          <w:rFonts w:cstheme="minorHAnsi"/>
-        </w:rPr>
-        <w:t xml:space="preserve">Exposition Draft Due by midnight on Friday, Nov. 21st (Gradescope) </w:t>
-      </w:r>
-    </w:p>
-    <w:p>
-      <w:pPr>
-        <w:spacing w:line="240" w:lineRule="auto"/>
-        <w:contextualSpacing/>
-        <w:rPr>
-          <w:rFonts w:cstheme="minorHAnsi"/>
-        </w:rPr>
-      </w:pPr>
-      <w:r>
-        <w:rPr>
-          <w:rFonts w:cstheme="minorHAnsi"/>
-        </w:rPr>
-        <w:t xml:space="preserve">Exposition Discussions </w:t>
-      </w:r>
-      <w:r>
-        <w:rPr>
-          <w:rFonts w:cstheme="minorHAnsi"/>
-        </w:rPr>
-        <w:t xml:space="preserve">during the </w:t>
-      </w:r>
-      <w:r>
-        <w:rPr>
-          <w:rFonts w:cstheme="minorHAnsi"/>
-        </w:rPr>
-        <w:t xml:space="preserve">Week of Dec. 1st </w:t>
-      </w:r>
-    </w:p>
-    <w:p>
-      <w:pPr>
-        <w:spacing w:line="240" w:lineRule="auto"/>
-        <w:contextualSpacing/>
-        <w:rPr>
-          <w:rFonts w:cstheme="minorHAnsi"/>
-        </w:rPr>
-      </w:pPr>
-      <w:r>
-        <w:rPr>
-          <w:rFonts w:cstheme="minorHAnsi"/>
-        </w:rPr>
-        <w:t xml:space="preserve">Draft for Peer Review by midnight on Friday, Dec. 5th (pdf in repo) </w:t>
-      </w:r>
-    </w:p>
-    <w:p>
-      <w:pPr>
-        <w:spacing w:line="240" w:lineRule="auto"/>
-        <w:contextualSpacing/>
-        <w:rPr>
-          <w:rFonts w:cstheme="minorHAnsi"/>
-        </w:rPr>
-      </w:pPr>
-      <w:r>
-        <w:rPr>
-          <w:rFonts w:cstheme="minorHAnsi"/>
-        </w:rPr>
-        <w:t xml:space="preserve">Peer Review Discussion in Class on Monday, Dec. 8th </w:t>
-      </w:r>
-    </w:p>
-    <w:p>
-      <w:pPr>
-        <w:spacing w:line="240" w:lineRule="auto"/>
-        <w:contextualSpacing/>
-        <w:rPr>
-          <w:rFonts w:cstheme="minorHAnsi"/>
-        </w:rPr>
-      </w:pPr>
-      <w:r>
-        <w:rPr>
-          <w:rFonts w:cstheme="minorHAnsi"/>
-        </w:rPr>
-        <w:t xml:space="preserve">Check-in by midnight on Wednesday, Dec. 10th (repo) </w:t>
-      </w:r>
-    </w:p>
-    <w:p>
-      <w:pPr>
-        <w:spacing w:line="240" w:lineRule="auto"/>
-        <w:contextualSpacing/>
-        <w:rPr>
-          <w:rFonts w:cstheme="minorHAnsi"/>
-        </w:rPr>
-      </w:pPr>
-      <w:r>
-        <w:rPr>
-          <w:rFonts w:cstheme="minorHAnsi"/>
-        </w:rPr>
-        <w:t>Final Report</w:t>
-      </w:r>
-      <w:r>
-        <w:rPr>
-          <w:rFonts w:cstheme="minorHAnsi"/>
-        </w:rPr>
-        <w:t xml:space="preserve"> (and all remaining </w:t>
+        <w:rPr>
+          <w:rFonts w:cstheme="minorHAnsi"/>
+          <w:b/>
+          <w:bCs/>
+        </w:rPr>
+      </w:pPr>
+      <w:r>
+        <w:rPr>
+          <w:rFonts w:cstheme="minorHAnsi"/>
+          <w:b/>
+          <w:bCs/>
+        </w:rPr>
+        <w:t xml:space="preserve">Wednesday, Nov 5 — Project Proposal due </w:t>
+      </w:r>
+    </w:p>
+    <w:p>
+      <w:pPr>
+        <w:rPr>
+          <w:rFonts w:cstheme="minorHAnsi"/>
+        </w:rPr>
+      </w:pPr>
+      <w:r>
+        <w:rPr>
+          <w:rFonts w:cstheme="minorHAnsi"/>
+        </w:rPr>
+        <w:t xml:space="preserve">Friday, Nov 7 — Begin literature review and search for foundational sources on </w:t>
+      </w:r>
+      <w:proofErr w:type="spellStart"/>
+      <w:r>
+        <w:rPr>
+          <w:rFonts w:cstheme="minorHAnsi"/>
+        </w:rPr>
+        <w:t>kNN</w:t>
+      </w:r>
+      <w:proofErr w:type="spellEnd"/>
+    </w:p>
+    <w:p>
+      <w:pPr>
+        <w:rPr>
+          <w:rFonts w:cstheme="minorHAnsi"/>
+        </w:rPr>
+      </w:pPr>
+      <w:r>
+        <w:rPr>
+          <w:rFonts w:cstheme="minorHAnsi"/>
+        </w:rPr>
+        <w:t>Monday, Nov 10 — Continue literature review and note-taking</w:t>
+      </w:r>
+    </w:p>
+    <w:p>
+      <w:pPr>
+        <w:rPr>
+          <w:rFonts w:cstheme="minorHAnsi"/>
+        </w:rPr>
+      </w:pPr>
+      <w:r>
+        <w:rPr>
+          <w:rFonts w:cstheme="minorHAnsi"/>
+        </w:rPr>
+        <w:t>Wednesday, Nov 12 — Finalize annotated bibliography</w:t>
+      </w:r>
+    </w:p>
+    <w:p>
+      <w:pPr>
+        <w:rPr>
+          <w:rFonts w:cstheme="minorHAnsi"/>
+          <w:b/>
+          <w:bCs/>
+        </w:rPr>
+      </w:pPr>
+      <w:r>
+        <w:rPr>
+          <w:rFonts w:cstheme="minorHAnsi"/>
+          <w:b/>
+          <w:bCs/>
+        </w:rPr>
+        <w:t xml:space="preserve">Thursday, Nov 13 — Annotated Bibliography Due </w:t>
+      </w:r>
+    </w:p>
+    <w:p>
+      <w:pPr>
+        <w:rPr>
+          <w:rFonts w:cstheme="minorHAnsi"/>
+        </w:rPr>
+      </w:pPr>
+      <w:r>
+        <w:rPr>
+          <w:rFonts w:cstheme="minorHAnsi"/>
+        </w:rPr>
+        <w:t>Friday, Nov 14 — Draft exposition outline</w:t>
+      </w:r>
+    </w:p>
+    <w:p>
+      <w:pPr>
+        <w:rPr>
+          <w:rFonts w:cstheme="minorHAnsi"/>
+        </w:rPr>
+      </w:pPr>
+      <w:r>
+        <w:rPr>
+          <w:rFonts w:cstheme="minorHAnsi"/>
+        </w:rPr>
+        <w:t xml:space="preserve">Monday, Nov 17 — Write exposition sections: Intro to classification vs regression; What is </w:t>
+      </w:r>
+      <w:proofErr w:type="spellStart"/>
+      <w:r>
+        <w:rPr>
+          <w:rFonts w:cstheme="minorHAnsi"/>
+        </w:rPr>
+        <w:t>kNN</w:t>
+      </w:r>
+      <w:proofErr w:type="spellEnd"/>
+      <w:r>
+        <w:rPr>
+          <w:rFonts w:cstheme="minorHAnsi"/>
+        </w:rPr>
+        <w:t>?</w:t>
+      </w:r>
+    </w:p>
+    <w:p>
+      <w:pPr>
+        <w:rPr>
+          <w:rFonts w:cstheme="minorHAnsi"/>
+        </w:rPr>
+      </w:pPr>
+      <w:r>
+        <w:rPr>
+          <w:rFonts w:cstheme="minorHAnsi"/>
+        </w:rPr>
+        <w:t>Wednesday, Nov 19 — Write exposition sections: Technical details, tuning k, normalization, example use cases</w:t>
+      </w:r>
+    </w:p>
+    <w:p>
+      <w:pPr>
+        <w:rPr>
+          <w:rFonts w:cstheme="minorHAnsi"/>
+          <w:b/>
+          <w:bCs/>
+        </w:rPr>
+      </w:pPr>
+      <w:r>
+        <w:rPr>
+          <w:rFonts w:cstheme="minorHAnsi"/>
+          <w:b/>
+          <w:bCs/>
+        </w:rPr>
+        <w:t xml:space="preserve">Friday, Nov 21 — Exposition Draft Due </w:t>
+      </w:r>
+    </w:p>
+    <w:p>
+      <w:pPr>
+        <w:rPr>
+          <w:rFonts w:cstheme="minorHAnsi"/>
+        </w:rPr>
+      </w:pPr>
+      <w:r>
+        <w:rPr>
+          <w:rFonts w:cstheme="minorHAnsi"/>
+        </w:rPr>
+        <w:t xml:space="preserve">Thanksgiving break </w:t>
       </w:r>
       <w:proofErr w:type="gramStart"/>
       <w:r>
         <w:rPr>
           <w:rFonts w:cstheme="minorHAnsi"/>
         </w:rPr>
-        <w:t>deliverables</w:t>
+        <w:t xml:space="preserve">- </w:t>
+      </w:r>
+      <w:r>
+        <w:rPr>
+          <w:rFonts w:cstheme="minorHAnsi"/>
+        </w:rPr>
+        <w:t xml:space="preserve"> find</w:t>
       </w:r>
       <w:proofErr w:type="gramEnd"/>
       <w:r>
         <w:rPr>
           <w:rFonts w:cstheme="minorHAnsi"/>
         </w:rPr>
-        <w:t xml:space="preserve">) </w:t>
-      </w:r>
-      <w:r>
-        <w:rPr>
-          <w:rFonts w:cstheme="minorHAnsi"/>
-        </w:rPr>
-        <w:t xml:space="preserve">by midnight on Monday, Dec. 15th (Gradescope) </w:t>
-      </w:r>
-    </w:p>
-    <w:p>
-      <w:pPr>
-        <w:spacing w:line="240" w:lineRule="auto"/>
-        <w:contextualSpacing/>
-        <w:rPr>
-          <w:rFonts w:cstheme="minorHAnsi"/>
-        </w:rPr>
-      </w:pPr>
-      <w:r>
-        <w:rPr>
-          <w:rFonts w:cstheme="minorHAnsi"/>
-        </w:rPr>
-        <w:t xml:space="preserve">Reflection Discussion </w:t>
-      </w:r>
-      <w:r>
-        <w:rPr>
-          <w:rFonts w:cstheme="minorHAnsi"/>
-        </w:rPr>
-        <w:t>on</w:t>
-      </w:r>
-      <w:r>
-        <w:rPr>
-          <w:rFonts w:cstheme="minorHAnsi"/>
-        </w:rPr>
-        <w:t xml:space="preserve"> Wednesday or Thursday </w:t>
-      </w:r>
-      <w:r>
-        <w:rPr>
-          <w:rFonts w:cstheme="minorHAnsi"/>
-        </w:rPr>
-        <w:t>Decem</w:t>
-      </w:r>
-      <w:r>
-        <w:rPr>
-          <w:rFonts w:cstheme="minorHAnsi"/>
-        </w:rPr>
-        <w:t xml:space="preserve">ber 17th or 18th </w:t>
-      </w:r>
-    </w:p>
-    <w:p>
-      <w:pPr>
-        <w:rPr>
-          <w:rFonts w:cstheme="minorHAnsi"/>
-        </w:rPr>
-      </w:pPr>
-    </w:p>
-    <w:p>
-      <w:pPr>
-        <w:rPr>
-          <w:rFonts w:cstheme="minorHAnsi"/>
-        </w:rPr>
-      </w:pPr>
+        <w:t xml:space="preserve">/analyze dataset, test simple </w:t>
+      </w:r>
+      <w:proofErr w:type="spellStart"/>
+      <w:r>
+        <w:rPr>
+          <w:rFonts w:cstheme="minorHAnsi"/>
+        </w:rPr>
+        <w:t>kNN</w:t>
+      </w:r>
+      <w:proofErr w:type="spellEnd"/>
+      <w:r>
+        <w:rPr>
+          <w:rFonts w:cstheme="minorHAnsi"/>
+        </w:rPr>
+        <w:t xml:space="preserve"> model, gather figures</w:t>
+      </w:r>
+      <w:r>
+        <w:rPr>
+          <w:rFonts w:cstheme="minorHAnsi"/>
+        </w:rPr>
+        <w:t xml:space="preserve"> (if possible)</w:t>
+      </w:r>
+    </w:p>
+    <w:p>
+      <w:pPr>
+        <w:rPr>
+          <w:rFonts w:cstheme="minorHAnsi"/>
+        </w:rPr>
+      </w:pPr>
+      <w:r>
+        <w:rPr>
+          <w:rFonts w:cstheme="minorHAnsi"/>
+        </w:rPr>
+        <w:t>Monday, Dec 1 — Select final dataset; begin data wrangling</w:t>
+      </w:r>
+    </w:p>
+    <w:p>
+      <w:pPr>
+        <w:rPr>
+          <w:rFonts w:cstheme="minorHAnsi"/>
+        </w:rPr>
+      </w:pPr>
+      <w:r>
+        <w:rPr>
+          <w:rFonts w:cstheme="minorHAnsi"/>
+        </w:rPr>
+        <w:t xml:space="preserve">Wednesday, Dec 3 — Fit </w:t>
+      </w:r>
+      <w:proofErr w:type="spellStart"/>
+      <w:r>
+        <w:rPr>
+          <w:rFonts w:cstheme="minorHAnsi"/>
+        </w:rPr>
+        <w:t>kNN</w:t>
+      </w:r>
+      <w:proofErr w:type="spellEnd"/>
+      <w:r>
+        <w:rPr>
+          <w:rFonts w:cstheme="minorHAnsi"/>
+        </w:rPr>
+        <w:t xml:space="preserve"> model and baseline model; run performance metrics</w:t>
+      </w:r>
+    </w:p>
+    <w:p>
+      <w:pPr>
+        <w:rPr>
+          <w:rFonts w:cstheme="minorHAnsi"/>
+        </w:rPr>
+      </w:pPr>
+      <w:r>
+        <w:rPr>
+          <w:rFonts w:cstheme="minorHAnsi"/>
+          <w:b/>
+          <w:bCs/>
+        </w:rPr>
+        <w:t>Friday, Dec 5 — Draft for Peer Review Due</w:t>
+      </w:r>
+      <w:r>
+        <w:rPr>
+          <w:rFonts w:cstheme="minorHAnsi"/>
+        </w:rPr>
+        <w:t xml:space="preserve"> (target: core modeling + results completed)</w:t>
+      </w:r>
+    </w:p>
+    <w:p>
+      <w:pPr>
+        <w:rPr>
+          <w:rFonts w:cstheme="minorHAnsi"/>
+          <w:b/>
+          <w:bCs/>
+        </w:rPr>
+      </w:pPr>
+      <w:r>
+        <w:rPr>
+          <w:rFonts w:cstheme="minorHAnsi"/>
+          <w:b/>
+          <w:bCs/>
+        </w:rPr>
+        <w:t>Monday, Dec 8 — Peer Review Discussion (in class)</w:t>
+      </w:r>
+    </w:p>
+    <w:p>
+      <w:pPr>
+        <w:rPr>
+          <w:rFonts w:cstheme="minorHAnsi"/>
+          <w:b/>
+          <w:bCs/>
+        </w:rPr>
+      </w:pPr>
+      <w:r>
+        <w:rPr>
+          <w:rFonts w:cstheme="minorHAnsi"/>
+          <w:b/>
+          <w:bCs/>
+        </w:rPr>
+        <w:t xml:space="preserve">Wednesday, Dec 10 — Check-in Due </w:t>
+      </w:r>
+    </w:p>
+    <w:p>
+      <w:pPr>
+        <w:rPr>
+          <w:rFonts w:cstheme="minorHAnsi"/>
+        </w:rPr>
+      </w:pPr>
+      <w:r>
+        <w:rPr>
+          <w:rFonts w:cstheme="minorHAnsi"/>
+        </w:rPr>
+        <w:t>Friday, Dec 12 — Final polishing, visuals, proofreading</w:t>
+      </w:r>
+    </w:p>
+    <w:p>
+      <w:pPr>
+        <w:rPr>
+          <w:rFonts w:cstheme="minorHAnsi"/>
+          <w:b/>
+          <w:bCs/>
+        </w:rPr>
+      </w:pPr>
+      <w:r>
+        <w:rPr>
+          <w:rFonts w:cstheme="minorHAnsi"/>
+          <w:b/>
+          <w:bCs/>
+        </w:rPr>
+        <w:t xml:space="preserve">Monday, Dec 15 — Final Report Due </w:t>
+      </w:r>
+    </w:p>
+    <w:p>
+      <w:pPr>
+        <w:rPr>
+          <w:rFonts w:cstheme="minorHAnsi"/>
+        </w:rPr>
+      </w:pPr>
+      <w:r>
+        <w:rPr>
+          <w:rFonts w:cstheme="minorHAnsi"/>
+        </w:rPr>
+        <w:t>Dec 17 or 18 — Reflection Discussion</w:t>
+      </w:r>
     </w:p>
     <w:sectPr>
       <w:pgSz w:w="12240" w:h="15840"/>
@@ -2041,8 +2260,123 @@
       </w:pPr>
     </w:lvl>
   </w:abstractNum>
+  <w:abstractNum w:abstractNumId="1" w15:restartNumberingAfterBreak="0">
+    <w:nsid w:val="56264596"/>
+    <w:multiLevelType w:val="hybridMultilevel"/>
+    <w:tmpl w:val="1494DB9A"/>
+    <w:lvl w:ilvl="0" w:tplc="281077AA">
+      <w:numFmt w:val="bullet"/>
+      <w:lvlText w:val="-"/>
+      <w:lvlJc w:val="left"/>
+      <w:pPr>
+        <w:ind w:left="720" w:hanging="360"/>
+      </w:pPr>
+      <w:rPr>
+        <w:rFonts w:ascii="Calibri" w:eastAsiaTheme="minorHAnsi" w:hAnsi="Calibri" w:cs="Calibri" w:hint="default"/>
+      </w:rPr>
+    </w:lvl>
+    <w:lvl w:ilvl="1" w:tplc="04090003" w:tentative="1">
+      <w:start w:val="1"/>
+      <w:numFmt w:val="bullet"/>
+      <w:lvlText w:val="o"/>
+      <w:lvlJc w:val="left"/>
+      <w:pPr>
+        <w:ind w:left="1440" w:hanging="360"/>
+      </w:pPr>
+      <w:rPr>
+        <w:rFonts w:ascii="Courier New" w:hAnsi="Courier New" w:cs="Courier New" w:hint="default"/>
+      </w:rPr>
+    </w:lvl>
+    <w:lvl w:ilvl="2" w:tplc="04090005" w:tentative="1">
+      <w:start w:val="1"/>
+      <w:numFmt w:val="bullet"/>
+      <w:lvlText w:val=""/>
+      <w:lvlJc w:val="left"/>
+      <w:pPr>
+        <w:ind w:left="2160" w:hanging="360"/>
+      </w:pPr>
+      <w:rPr>
+        <w:rFonts w:ascii="Wingdings" w:hAnsi="Wingdings" w:hint="default"/>
+      </w:rPr>
+    </w:lvl>
+    <w:lvl w:ilvl="3" w:tplc="04090001" w:tentative="1">
+      <w:start w:val="1"/>
+      <w:numFmt w:val="bullet"/>
+      <w:lvlText w:val=""/>
+      <w:lvlJc w:val="left"/>
+      <w:pPr>
+        <w:ind w:left="2880" w:hanging="360"/>
+      </w:pPr>
+      <w:rPr>
+        <w:rFonts w:ascii="Symbol" w:hAnsi="Symbol" w:hint="default"/>
+      </w:rPr>
+    </w:lvl>
+    <w:lvl w:ilvl="4" w:tplc="04090003" w:tentative="1">
+      <w:start w:val="1"/>
+      <w:numFmt w:val="bullet"/>
+      <w:lvlText w:val="o"/>
+      <w:lvlJc w:val="left"/>
+      <w:pPr>
+        <w:ind w:left="3600" w:hanging="360"/>
+      </w:pPr>
+      <w:rPr>
+        <w:rFonts w:ascii="Courier New" w:hAnsi="Courier New" w:cs="Courier New" w:hint="default"/>
+      </w:rPr>
+    </w:lvl>
+    <w:lvl w:ilvl="5" w:tplc="04090005" w:tentative="1">
+      <w:start w:val="1"/>
+      <w:numFmt w:val="bullet"/>
+      <w:lvlText w:val=""/>
+      <w:lvlJc w:val="left"/>
+      <w:pPr>
+        <w:ind w:left="4320" w:hanging="360"/>
+      </w:pPr>
+      <w:rPr>
+        <w:rFonts w:ascii="Wingdings" w:hAnsi="Wingdings" w:hint="default"/>
+      </w:rPr>
+    </w:lvl>
+    <w:lvl w:ilvl="6" w:tplc="04090001" w:tentative="1">
+      <w:start w:val="1"/>
+      <w:numFmt w:val="bullet"/>
+      <w:lvlText w:val=""/>
+      <w:lvlJc w:val="left"/>
+      <w:pPr>
+        <w:ind w:left="5040" w:hanging="360"/>
+      </w:pPr>
+      <w:rPr>
+        <w:rFonts w:ascii="Symbol" w:hAnsi="Symbol" w:hint="default"/>
+      </w:rPr>
+    </w:lvl>
+    <w:lvl w:ilvl="7" w:tplc="04090003" w:tentative="1">
+      <w:start w:val="1"/>
+      <w:numFmt w:val="bullet"/>
+      <w:lvlText w:val="o"/>
+      <w:lvlJc w:val="left"/>
+      <w:pPr>
+        <w:ind w:left="5760" w:hanging="360"/>
+      </w:pPr>
+      <w:rPr>
+        <w:rFonts w:ascii="Courier New" w:hAnsi="Courier New" w:cs="Courier New" w:hint="default"/>
+      </w:rPr>
+    </w:lvl>
+    <w:lvl w:ilvl="8" w:tplc="04090005" w:tentative="1">
+      <w:start w:val="1"/>
+      <w:numFmt w:val="bullet"/>
+      <w:lvlText w:val=""/>
+      <w:lvlJc w:val="left"/>
+      <w:pPr>
+        <w:ind w:left="6480" w:hanging="360"/>
+      </w:pPr>
+      <w:rPr>
+        <w:rFonts w:ascii="Wingdings" w:hAnsi="Wingdings" w:hint="default"/>
+      </w:rPr>
+    </w:lvl>
+  </w:abstractNum>
   <w:num w:numId="1" w16cid:durableId="334501585">
     <w:abstractNumId w:val="0"/>
+  </w:num>
+  <w:num w:numId="2" w16cid:durableId="1154875575">
+    <w:abstractNumId w:val="1"/>
   </w:num>
 </w:numbering>
 </file>
